--- a/knowledge_commons/constitutions/assessment/social_sciences/Assessment_Constitution_Social_Sciences.docx
+++ b/knowledge_commons/constitutions/assessment/social_sciences/Assessment_Constitution_Social_Sciences.docx
@@ -2516,6 +2516,50 @@
     </w:p>
     <w:p>
       <w:pPr>
+        <w:spacing w:after="60"/>
+      </w:pPr>
+      <w:r>
+        <w:rPr>
+          <w:b/>
+          <w:bCs/>
+        </w:rPr>
+        <w:t>CRITICAL — visual_stimulus rules (apply to ALL question types — MCQ, SCR, ECR, OPEN_TASK):</w:t>
+      </w:r>
+    </w:p>
+    <w:p>
+      <w:pPr>
+        <w:spacing w:after="40"/>
+      </w:pPr>
+      <w:r>
+        <w:t xml:space="preserve">VS-1 · When required: If a question requires the student to read a data table (e.g. source excerpt rendered as a table, results grid, comparison table), visual_stimulus MUST contain the actual table as pipe-delimited rows — one row per line, columns separated by |. The first row is the header.</w:t>
+      </w:r>
+    </w:p>
+    <w:p>
+      <w:pPr>
+        <w:spacing w:after="40"/>
+      </w:pPr>
+      <w:r>
+        <w:t xml:space="preserve">VS-2 · What goes in visual_stimulus: The actual table data — rows and columns. A prose description (“A table is provided with columns X, Y, Z”) is prohibited.</w:t>
+      </w:r>
+    </w:p>
+    <w:p>
+      <w:pPr>
+        <w:spacing w:after="40"/>
+      </w:pPr>
+      <w:r>
+        <w:t xml:space="preserve">VS-3 · What goes in question_text / task / scaffold: A short reference phrase such as “Refer to the table provided.” Do NOT embed or describe the table there.</w:t>
+      </w:r>
+    </w:p>
+    <w:p>
+      <w:pPr>
+        <w:spacing w:after="60"/>
+      </w:pPr>
+      <w:r>
+        <w:t xml:space="preserve">VS-4 · When null/empty is correct: visual_stimulus is "" (or null) only when the question genuinely requires no table or diagram. A question that says “the table below shows…” but sets visual_stimulus to "" is non-compliant.</w:t>
+      </w:r>
+    </w:p>
+    <w:p>
+      <w:pPr>
         <w:spacing w:before="120" w:after="60"/>
       </w:pPr>
     </w:p>
@@ -2545,275 +2589,40 @@
           <w:szCs w:val="18"/>
         </w:rPr>
         <w:t>{</w:t>
-      </w:r>
-      <w:r>
-        <w:rPr>
-          <w:rFonts w:ascii="Courier New" w:eastAsia="Courier New" w:hAnsi="Courier New" w:cs="Courier New"/>
-          <w:color w:val="333333"/>
-          <w:sz w:val="18"/>
-          <w:szCs w:val="18"/>
-        </w:rPr>
         <w:br/>
         <w:t xml:space="preserve">  "question_type":     string   — MCQ | SCR | ECR | OPEN_TASK</w:t>
-      </w:r>
-      <w:r>
-        <w:rPr>
-          <w:rFonts w:ascii="Courier New" w:eastAsia="Courier New" w:hAnsi="Courier New" w:cs="Courier New"/>
-          <w:color w:val="333333"/>
-          <w:sz w:val="18"/>
-          <w:szCs w:val="18"/>
-        </w:rPr>
         <w:br/>
         <w:t xml:space="preserve">  "question_text":     string   — question stem (OPEN_TASK: "")</w:t>
-      </w:r>
-      <w:r>
-        <w:rPr>
-          <w:rFonts w:ascii="Courier New" w:eastAsia="Courier New" w:hAnsi="Courier New" w:cs="Courier New"/>
-          <w:color w:val="333333"/>
-          <w:sz w:val="18"/>
-          <w:szCs w:val="18"/>
-        </w:rPr>
         <w:br/>
         <w:t xml:space="preserve">  "options": [         — MCQ only: exactly 4 items labelled A–D</w:t>
-      </w:r>
-      <w:r>
-        <w:rPr>
-          <w:rFonts w:ascii="Courier New" w:eastAsia="Courier New" w:hAnsi="Courier New" w:cs="Courier New"/>
-          <w:color w:val="333333"/>
-          <w:sz w:val="18"/>
-          <w:szCs w:val="18"/>
-        </w:rPr>
         <w:br/>
         <w:t xml:space="preserve">    { "label": string, "text": string, "is_correct": boolean }</w:t>
-      </w:r>
-      <w:r>
-        <w:rPr>
-          <w:rFonts w:ascii="Courier New" w:eastAsia="Courier New" w:hAnsi="Courier New" w:cs="Courier New"/>
-          <w:color w:val="333333"/>
-          <w:sz w:val="18"/>
-          <w:szCs w:val="18"/>
-        </w:rPr>
         <w:br/>
         <w:t xml:space="preserve">  ],</w:t>
-      </w:r>
-      <w:r>
-        <w:rPr>
-          <w:rFonts w:ascii="Courier New" w:eastAsia="Courier New" w:hAnsi="Courier New" w:cs="Courier New"/>
-          <w:color w:val="333333"/>
-          <w:sz w:val="18"/>
-          <w:szCs w:val="18"/>
-        </w:rPr>
         <w:br/>
         <w:t xml:space="preserve">  "expected_elements": array    — SCR only; non-SCR: []</w:t>
-      </w:r>
-      <w:r>
-        <w:rPr>
-          <w:rFonts w:ascii="Courier New" w:eastAsia="Courier New" w:hAnsi="Courier New" w:cs="Courier New"/>
-          <w:color w:val="333333"/>
-          <w:sz w:val="18"/>
-          <w:szCs w:val="18"/>
-        </w:rPr>
         <w:br/>
         <w:t xml:space="preserve">  "look_for":          array    — ECR only; non-ECR: []</w:t>
-      </w:r>
-      <w:r>
-        <w:rPr>
-          <w:rFonts w:ascii="Courier New" w:eastAsia="Courier New" w:hAnsi="Courier New" w:cs="Courier New"/>
-          <w:color w:val="333333"/>
-          <w:sz w:val="18"/>
-          <w:szCs w:val="18"/>
-        </w:rPr>
         <w:br/>
         <w:t xml:space="preserve">  "task":              string   — OPEN_TASK only; others: ""</w:t>
-      </w:r>
-      <w:r>
-        <w:rPr>
-          <w:rFonts w:ascii="Courier New" w:eastAsia="Courier New" w:hAnsi="Courier New" w:cs="Courier New"/>
-          <w:color w:val="333333"/>
-          <w:sz w:val="18"/>
-          <w:szCs w:val="18"/>
-        </w:rPr>
         <w:br/>
         <w:t xml:space="preserve">  "scaffold":          string   — OPEN_TASK only; others: ""</w:t>
-      </w:r>
-      <w:r>
-        <w:rPr>
-          <w:rFonts w:ascii="Courier New" w:eastAsia="Courier New" w:hAnsi="Courier New" w:cs="Courier New"/>
-          <w:color w:val="333333"/>
-          <w:sz w:val="18"/>
-          <w:szCs w:val="18"/>
-        </w:rPr>
         <w:br/>
         <w:t xml:space="preserve">  "format_of_output":  array    — OPEN_TASK only; others: []</w:t>
-      </w:r>
-      <w:r>
-        <w:rPr>
-          <w:rFonts w:ascii="Courier New" w:eastAsia="Courier New" w:hAnsi="Courier New" w:cs="Courier New"/>
-          <w:color w:val="333333"/>
-          <w:sz w:val="18"/>
-          <w:szCs w:val="18"/>
-        </w:rPr>
         <w:br/>
-        <w:t xml:space="preserve">  "visual_stimulus":   string   — OPEN_TASK / data tasks; others: ""</w:t>
-      </w:r>
-      <w:r>
-        <w:rPr>
-          <w:rFonts w:ascii="Courier New" w:eastAsia="Courier New" w:hAnsi="Courier New" w:cs="Courier New"/>
-          <w:color w:val="333333"/>
-          <w:sz w:val="18"/>
-          <w:szCs w:val="18"/>
-        </w:rPr>
+        <w:t xml:space="preserve">  "visual_stimulus":   string   — actual pipe-delimited table data for the student; null/"" if none. MUST be real rows, not a description.</w:t>
         <w:br/>
         <w:t xml:space="preserve">  "annotation":        string   — marking guidance; required on all items</w:t>
-      </w:r>
-      <w:r>
-        <w:rPr>
-          <w:rFonts w:ascii="Courier New" w:eastAsia="Courier New" w:hAnsi="Courier New" w:cs="Courier New"/>
-          <w:color w:val="333333"/>
-          <w:sz w:val="18"/>
-          <w:szCs w:val="18"/>
-        </w:rPr>
         <w:br/>
         <w:t xml:space="preserve">  "cognitive_demand":  string   — Recall|Understanding|Application|Analysis|Evaluation</w:t>
-      </w:r>
-      <w:r>
-        <w:rPr>
-          <w:rFonts w:ascii="Courier New" w:eastAsia="Courier New" w:hAnsi="Courier New" w:cs="Courier New"/>
-          <w:color w:val="333333"/>
-          <w:sz w:val="18"/>
-          <w:szCs w:val="18"/>
-        </w:rPr>
         <w:br/>
         <w:t xml:space="preserve">  "period_ref":        array    — period numbers from LO Handoff</w:t>
-      </w:r>
-      <w:r>
-        <w:rPr>
-          <w:rFonts w:ascii="Courier New" w:eastAsia="Courier New" w:hAnsi="Courier New" w:cs="Courier New"/>
-          <w:color w:val="333333"/>
-          <w:sz w:val="18"/>
-          <w:szCs w:val="18"/>
-        </w:rPr>
         <w:br/>
         <w:t xml:space="preserve">  "chapter_section":   string   — named chapter section</w:t>
-      </w:r>
-      <w:r>
-        <w:rPr>
-          <w:rFonts w:ascii="Courier New" w:eastAsia="Courier New" w:hAnsi="Courier New" w:cs="Courier New"/>
-          <w:color w:val="333333"/>
-          <w:sz w:val="18"/>
-          <w:szCs w:val="18"/>
-        </w:rPr>
         <w:br/>
         <w:t xml:space="preserve">  "weight_label":      string   — Central | Substantive | Present</w:t>
-      </w:r>
-      <w:r>
-        <w:rPr>
-          <w:rFonts w:ascii="Courier New" w:eastAsia="Courier New" w:hAnsi="Courier New" w:cs="Courier New"/>
-          <w:color w:val="333333"/>
-          <w:sz w:val="18"/>
-          <w:szCs w:val="18"/>
-        </w:rPr>
         <w:br/>
-        <w:t xml:space="preserve">  </w:t>
-      </w:r>
-      <w:r>
-        <w:rPr>
-          <w:rFonts w:ascii="Courier New" w:eastAsia="Courier New" w:hAnsi="Courier New" w:cs="Courier New"/>
-          <w:color w:val="333333"/>
-          <w:sz w:val="18"/>
-          <w:szCs w:val="18"/>
-        </w:rPr>
-        <w:t>"implied_lo":        string  — the implied LO text from the LO Handoff that this</w:t>
-      </w:r>
-      <w:r>
-        <w:rPr>
-          <w:rFonts w:ascii="Courier New" w:eastAsia="Courier New" w:hAnsi="Courier New" w:cs="Courier New"/>
-          <w:color w:val="333333"/>
-          <w:sz w:val="18"/>
-          <w:szCs w:val="18"/>
-        </w:rPr>
-        <w:t xml:space="preserve">  </w:t>
-      </w:r>
-      <w:r>
-        <w:rPr>
-          <w:rFonts w:ascii="Courier New" w:eastAsia="Courier New" w:hAnsi="Courier New" w:cs="Courier New"/>
-          <w:color w:val="333333"/>
-          <w:sz w:val="18"/>
-          <w:szCs w:val="18"/>
-        </w:rPr>
-        <w:t>question</w:t>
-      </w:r>
-      <w:r>
-        <w:rPr>
-          <w:rFonts w:ascii="Courier New" w:eastAsia="Courier New" w:hAnsi="Courier New" w:cs="Courier New"/>
-          <w:color w:val="333333"/>
-          <w:sz w:val="18"/>
-          <w:szCs w:val="18"/>
-        </w:rPr>
-        <w:t xml:space="preserve"> </w:t>
-      </w:r>
-      <w:r>
-        <w:rPr>
-          <w:rFonts w:ascii="Courier New" w:eastAsia="Courier New" w:hAnsi="Courier New" w:cs="Courier New"/>
-          <w:color w:val="333333"/>
-          <w:sz w:val="18"/>
-          <w:szCs w:val="18"/>
-        </w:rPr>
-        <w:t>primarily tests. Where a question synthesises across multiple</w:t>
-      </w:r>
-      <w:r>
-        <w:rPr>
-          <w:rFonts w:ascii="Courier New" w:eastAsia="Courier New" w:hAnsi="Courier New" w:cs="Courier New"/>
-          <w:color w:val="333333"/>
-          <w:sz w:val="18"/>
-          <w:szCs w:val="18"/>
-        </w:rPr>
-        <w:t xml:space="preserve"> </w:t>
-      </w:r>
-      <w:r>
-        <w:rPr>
-          <w:rFonts w:ascii="Courier New" w:eastAsia="Courier New" w:hAnsi="Courier New" w:cs="Courier New"/>
-          <w:color w:val="333333"/>
-          <w:sz w:val="18"/>
-          <w:szCs w:val="18"/>
-        </w:rPr>
-        <w:t>implied LOs, use the dominant one; all period references are</w:t>
-      </w:r>
-      <w:r>
-        <w:rPr>
-          <w:rFonts w:ascii="Courier New" w:eastAsia="Courier New" w:hAnsi="Courier New" w:cs="Courier New"/>
-          <w:color w:val="333333"/>
-          <w:sz w:val="18"/>
-          <w:szCs w:val="18"/>
-        </w:rPr>
-        <w:t xml:space="preserve"> </w:t>
-      </w:r>
-      <w:r>
-        <w:rPr>
-          <w:rFonts w:ascii="Courier New" w:eastAsia="Courier New" w:hAnsi="Courier New" w:cs="Courier New"/>
-          <w:color w:val="333333"/>
-          <w:sz w:val="18"/>
-          <w:szCs w:val="18"/>
-        </w:rPr>
-        <w:t>captured in period_ref. MUST be copied verbatim from the</w:t>
-      </w:r>
-      <w:r>
-        <w:rPr>
-          <w:rFonts w:ascii="Courier New" w:eastAsia="Courier New" w:hAnsi="Courier New" w:cs="Courier New"/>
-          <w:color w:val="333333"/>
-          <w:sz w:val="18"/>
-          <w:szCs w:val="18"/>
-        </w:rPr>
-        <w:t xml:space="preserve"> </w:t>
-      </w:r>
-      <w:r>
-        <w:rPr>
-          <w:rFonts w:ascii="Courier New" w:eastAsia="Courier New" w:hAnsi="Courier New" w:cs="Courier New"/>
-          <w:color w:val="333333"/>
-          <w:sz w:val="18"/>
-          <w:szCs w:val="18"/>
-        </w:rPr>
-        <w:t>LO Handoff — the system MUST NOT paraphrase or rewrite it.</w:t>
+        <w:t xml:space="preserve">  "implied_lo":        string  — the implied LO text from the LO Handoff that this  question primarily tests. Where a question synthesises across multiple implied LOs, use the dominant one; all period references are captured in period_ref. MUST be copied verbatim from the LO Handoff — the system MUST NOT paraphrase or rewrite it.</w:t>
       </w:r>
     </w:p>
     <w:p>
@@ -2832,54 +2641,13 @@
           <w:sz w:val="18"/>
           <w:szCs w:val="18"/>
         </w:rPr>
-        <w:t xml:space="preserve">   </w:t>
-      </w:r>
-      <w:r>
-        <w:rPr>
-          <w:rFonts w:ascii="Courier New" w:eastAsia="Courier New" w:hAnsi="Courier New" w:cs="Courier New"/>
-          <w:color w:val="333333"/>
-          <w:sz w:val="18"/>
-          <w:szCs w:val="18"/>
-        </w:rPr>
-        <w:t>"competency": {</w:t>
-      </w:r>
-      <w:r>
-        <w:rPr>
-          <w:rFonts w:ascii="Courier New" w:eastAsia="Courier New" w:hAnsi="Courier New" w:cs="Courier New"/>
-          <w:color w:val="333333"/>
-          <w:sz w:val="18"/>
-          <w:szCs w:val="18"/>
-        </w:rPr>
+        <w:t xml:space="preserve">   "competency": {</w:t>
         <w:br/>
         <w:t xml:space="preserve">    "c_code": string,  "competency_text": string,  "weight": integer</w:t>
-      </w:r>
-      <w:r>
-        <w:rPr>
-          <w:rFonts w:ascii="Courier New" w:eastAsia="Courier New" w:hAnsi="Courier New" w:cs="Courier New"/>
-          <w:color w:val="333333"/>
-          <w:sz w:val="18"/>
-          <w:szCs w:val="18"/>
-        </w:rPr>
         <w:br/>
         <w:t xml:space="preserve">  },</w:t>
-      </w:r>
-      <w:r>
-        <w:rPr>
-          <w:rFonts w:ascii="Courier New" w:eastAsia="Courier New" w:hAnsi="Courier New" w:cs="Courier New"/>
-          <w:color w:val="333333"/>
-          <w:sz w:val="18"/>
-          <w:szCs w:val="18"/>
-        </w:rPr>
         <w:br/>
         <w:t xml:space="preserve">  "guide": object      — structured guide block per Rule 9</w:t>
-      </w:r>
-      <w:r>
-        <w:rPr>
-          <w:rFonts w:ascii="Courier New" w:eastAsia="Courier New" w:hAnsi="Courier New" w:cs="Courier New"/>
-          <w:color w:val="333333"/>
-          <w:sz w:val="18"/>
-          <w:szCs w:val="18"/>
-        </w:rPr>
         <w:br/>
         <w:t>}</w:t>
       </w:r>
